--- a/deliverables/VIDEO_4_How_To_Explain_A_Career_That_Looks_All_Over_The_Place_FINAL/Video_4_Shorts/V4_Short_03_Why_So_Many_Changes.docx
+++ b/deliverables/VIDEO_4_How_To_Explain_A_Career_That_Looks_All_Over_The_Place_FINAL/Video_4_Shorts/V4_Short_03_Why_So_Many_Changes.docx
@@ -51,6 +51,25 @@
           <w:bottom w:val="single" w:sz="6" w:color="8A6D1E"/>
         </w:pBdr>
       </w:pPr>
+    </w:p>
+    <w:p>
+      <w:pPr>
+        <w:spacing w:after="80"/>
+      </w:pPr>
+      <w:r>
+        <w:rPr>
+          <w:b/>
+          <w:color w:val="8A6D1E"/>
+          <w:sz w:val="20"/>
+        </w:rPr>
+        <w:t xml:space="preserve">Status in this synchronization  </w:t>
+      </w:r>
+      <w:r>
+        <w:rPr>
+          <w:sz w:val="21"/>
+        </w:rPr>
+        <w:t>REUSE</w:t>
+      </w:r>
     </w:p>
     <w:p>
       <w:pPr>
@@ -360,6 +379,20 @@
     </w:p>
     <w:p>
       <w:pPr>
+        <w:spacing w:before="0" w:after="80"/>
+      </w:pPr>
+      <w:r>
+        <w:rPr>
+          <w:b w:val="0"/>
+          <w:i w:val="0"/>
+          <w:color w:val="5A6B82"/>
+          <w:sz w:val="20"/>
+        </w:rPr>
+        <w:t>Retained from the old Video 5 set, rewritten to the new master's sharper framing.</w:t>
+      </w:r>
+    </w:p>
+    <w:p>
+      <w:pPr>
         <w:spacing w:before="0" w:after="160"/>
       </w:pPr>
       <w:r>
@@ -369,7 +402,7 @@
           <w:color w:val="5A6B82"/>
           <w:sz w:val="20"/>
         </w:rPr>
-        <w:t>Retained from the old Video 5 set, rewritten to the new master's sharper framing.</w:t>
+        <w:t>Why this status: Semantically aligned with the locked script. It paraphrases for a standalone vertical audience, which is intended, and asserts nothing the script denies.</w:t>
       </w:r>
     </w:p>
     <w:p>
